--- a/docs/benchmark_prediction_alt_nfp_v2.docx
+++ b/docs/benchmark_prediction_alt_nfp_v2.docx
@@ -534,25 +534,7 @@
         <w:pStyle w:val="Heading2"/>
       </w:pPr>
       <w:r>
-        <w:t>1</w:t>
-      </w:r>
-      <w:r>
-        <w:t xml:space="preserve">. </w:t>
-      </w:r>
-      <w:r>
-        <w:t>B</w:t>
-      </w:r>
-      <w:r>
-        <w:t xml:space="preserve">enchmark </w:t>
-      </w:r>
-      <w:r>
-        <w:t>P</w:t>
-      </w:r>
-      <w:r>
-        <w:t>rediction</w:t>
-      </w:r>
-      <w:r>
-        <w:t xml:space="preserve"> Methodology</w:t>
+        <w:t>1. Benchmark Prediction Methodology</w:t>
       </w:r>
     </w:p>
     <w:p>
@@ -562,10 +544,7 @@
       </w:pPr>
       <w:bookmarkStart w:id="4" w:name="model-structure-recap"/>
       <w:r>
-        <w:t>1</w:t>
-      </w:r>
-      <w:r>
-        <w:t>.1 Model structure recap</w:t>
+        <w:t>1.1 Model structure recap</w:t>
       </w:r>
     </w:p>
     <w:p>
@@ -2499,10 +2478,7 @@
       <w:bookmarkStart w:id="5" w:name="Xf0200b92de1c1b7fb1b823db7d5dafab789618b"/>
       <w:bookmarkEnd w:id="4"/>
       <w:r>
-        <w:t>1</w:t>
-      </w:r>
-      <w:r>
-        <w:t>.2 The implied revision as a derived quantity</w:t>
+        <w:t>1.2 The implied revision as a derived quantity</w:t>
       </w:r>
     </w:p>
     <w:p>
@@ -3296,10 +3272,7 @@
       <w:bookmarkEnd w:id="5"/>
       <w:r>
         <w:lastRenderedPageBreak/>
-        <w:t>1</w:t>
-      </w:r>
-      <w:r>
-        <w:t>.3 What drives the prediction</w:t>
+        <w:t>1.3 What drives the prediction</w:t>
       </w:r>
     </w:p>
     <w:p>
@@ -3761,10 +3734,7 @@
         <w:pStyle w:val="Heading2"/>
       </w:pPr>
       <w:r>
-        <w:t>2</w:t>
-      </w:r>
-      <w:r>
-        <w:t>. Prediction horizons and information sets</w:t>
+        <w:t>2. Prediction horizons and information sets</w:t>
       </w:r>
     </w:p>
     <w:p>
@@ -3774,10 +3744,7 @@
       </w:pPr>
       <w:bookmarkStart w:id="8" w:name="horizon-taxonomy"/>
       <w:r>
-        <w:t>2</w:t>
-      </w:r>
-      <w:r>
-        <w:t>.1 Horizon taxonomy</w:t>
+        <w:t>2.1 Horizon taxonomy</w:t>
       </w:r>
     </w:p>
     <w:p>
@@ -4154,10 +4121,7 @@
               <w:t>Y-1</w:t>
             </w:r>
             <w:r>
-              <w:t xml:space="preserve"> </w:t>
-            </w:r>
-            <w:r>
-              <w:t xml:space="preserve">(~September). Contains Jan–Mar </w:t>
+              <w:t xml:space="preserve"> (~September). Contains Jan–Mar </w:t>
             </w:r>
             <m:oMath>
               <m:r>
@@ -4485,10 +4449,7 @@
       <w:bookmarkStart w:id="9" w:name="where-the-model-adds-unique-value"/>
       <w:bookmarkEnd w:id="8"/>
       <w:r>
-        <w:t>2</w:t>
-      </w:r>
-      <w:r>
-        <w:t>.2 Where the model adds unique value</w:t>
+        <w:t>2.2 Where the model adds unique value</w:t>
       </w:r>
     </w:p>
     <w:p>
@@ -4562,10 +4523,7 @@
         <w:pStyle w:val="Heading2"/>
       </w:pPr>
       <w:r>
-        <w:t>3</w:t>
-      </w:r>
-      <w:r>
-        <w:t>. Extracting the benchmark prediction from the posterior</w:t>
+        <w:t>3. Extracting the benchmark prediction from the posterior</w:t>
       </w:r>
     </w:p>
     <w:p>
@@ -4575,10 +4533,7 @@
       </w:pPr>
       <w:bookmarkStart w:id="11" w:name="computation"/>
       <w:r>
-        <w:t>3</w:t>
-      </w:r>
-      <w:r>
-        <w:t>.1 Computation</w:t>
+        <w:t>3.1 Computation</w:t>
       </w:r>
     </w:p>
     <w:p>
@@ -4586,16 +4541,7 @@
         <w:pStyle w:val="FirstParagraph"/>
       </w:pPr>
       <w:r>
-        <w:t>Create a</w:t>
-      </w:r>
-      <w:r>
-        <w:t xml:space="preserve"> function </w:t>
-      </w:r>
-      <w:r>
-        <w:t xml:space="preserve">that </w:t>
-      </w:r>
-      <w:r>
-        <w:t>takes the posterior inference data, the loaded data dict, and the March reference year. It returns a flat array of posterior samples of the implied revision in thousands of jobs.</w:t>
+        <w:t>Create a function that takes the posterior inference data, the loaded data dict, and the March reference year. It returns a flat array of posterior samples of the implied revision in thousands of jobs.</w:t>
       </w:r>
     </w:p>
     <w:p>
@@ -4777,10 +4723,7 @@
       <w:bookmarkEnd w:id="11"/>
       <w:r>
         <w:lastRenderedPageBreak/>
-        <w:t>3</w:t>
-      </w:r>
-      <w:r>
-        <w:t>.2 Interpretation</w:t>
+        <w:t>3.2 Interpretation</w:t>
       </w:r>
     </w:p>
     <w:p>
@@ -4799,10 +4742,7 @@
       <w:bookmarkStart w:id="13" w:name="decomposition"/>
       <w:bookmarkEnd w:id="12"/>
       <w:r>
-        <w:t>3</w:t>
-      </w:r>
-      <w:r>
-        <w:t>.3 Decomposition</w:t>
+        <w:t>3.3 Decomposition</w:t>
       </w:r>
     </w:p>
     <w:p>
@@ -5285,10 +5225,7 @@
         <w:pStyle w:val="Heading2"/>
       </w:pPr>
       <w:r>
-        <w:t>4</w:t>
-      </w:r>
-      <w:r>
-        <w:t>. Backtesting</w:t>
+        <w:t>4. Backtesting</w:t>
       </w:r>
     </w:p>
     <w:p>
@@ -5298,10 +5235,7 @@
       </w:pPr>
       <w:bookmarkStart w:id="15" w:name="objective"/>
       <w:r>
-        <w:t>4</w:t>
-      </w:r>
-      <w:r>
-        <w:t>.1 Objective</w:t>
+        <w:t>4.1 Objective</w:t>
       </w:r>
     </w:p>
     <w:p>
@@ -5331,10 +5265,7 @@
       <w:bookmarkStart w:id="16" w:name="truth-definition"/>
       <w:bookmarkEnd w:id="15"/>
       <w:r>
-        <w:t>4</w:t>
-      </w:r>
-      <w:r>
-        <w:t>.2 Truth definition</w:t>
+        <w:t>4.2 Truth definition</w:t>
       </w:r>
     </w:p>
     <w:p>
@@ -5393,10 +5324,7 @@
       <w:bookmarkStart w:id="17" w:name="information-set-construction"/>
       <w:bookmarkEnd w:id="16"/>
       <w:r>
-        <w:t>4</w:t>
-      </w:r>
-      <w:r>
-        <w:t>.3 Information set construction</w:t>
+        <w:t>4.3 Information set construction</w:t>
       </w:r>
     </w:p>
     <w:p>
@@ -5415,13 +5343,8 @@
       <w:r>
         <w:t xml:space="preserve"> CES censoring </w:t>
       </w:r>
-      <w:proofErr w:type="spellStart"/>
-      <w:r>
-        <w:t xml:space="preserve">but lacks QCEW </w:t>
-      </w:r>
-      <w:proofErr w:type="spellEnd"/>
-      <w:r>
-        <w:t xml:space="preserve">and provider censoring. </w:t>
+      <w:r>
+        <w:t xml:space="preserve">but lacks QCEW and provider censoring. </w:t>
       </w:r>
     </w:p>
     <w:p>
@@ -5791,10 +5714,7 @@
       <w:bookmarkStart w:id="18" w:name="backtest-procedure"/>
       <w:bookmarkEnd w:id="17"/>
       <w:r>
-        <w:t>4</w:t>
-      </w:r>
-      <w:r>
-        <w:t xml:space="preserve">.4 </w:t>
+        <w:t xml:space="preserve">4.4 </w:t>
       </w:r>
       <w:proofErr w:type="spellStart"/>
       <w:r>
@@ -6002,10 +5922,7 @@
       <w:bookmarkStart w:id="19" w:name="benchmark-revision-lookup"/>
       <w:bookmarkEnd w:id="18"/>
       <w:r>
-        <w:t>4</w:t>
-      </w:r>
-      <w:r>
-        <w:t>.5 Benchmark revision lookup</w:t>
+        <w:t>4.5 Benchmark revision lookup</w:t>
       </w:r>
     </w:p>
     <w:p>
@@ -6740,10 +6657,7 @@
       <w:bookmarkStart w:id="20" w:name="evaluation-metrics"/>
       <w:bookmarkEnd w:id="19"/>
       <w:r>
-        <w:t>4</w:t>
-      </w:r>
-      <w:r>
-        <w:t>.6 Evaluation metrics</w:t>
+        <w:t>4.6 Evaluation metrics</w:t>
       </w:r>
     </w:p>
     <w:p>
@@ -7088,10 +7002,7 @@
       <w:bookmarkStart w:id="21" w:name="horizon-specific-evaluation"/>
       <w:bookmarkEnd w:id="20"/>
       <w:r>
-        <w:t>4</w:t>
-      </w:r>
-      <w:r>
-        <w:t>.7 Horizon-specific evaluation</w:t>
+        <w:t>4.7 Horizon-specific evaluation</w:t>
       </w:r>
     </w:p>
     <w:p>
@@ -7476,10 +7387,7 @@
         <w:pStyle w:val="Heading2"/>
       </w:pPr>
       <w:r>
-        <w:t>5</w:t>
-      </w:r>
-      <w:r>
-        <w:t>. Potential model enhancements</w:t>
+        <w:t>5. Potential model enhancements</w:t>
       </w:r>
     </w:p>
     <w:p>
@@ -7497,10 +7405,7 @@
       </w:pPr>
       <w:bookmarkStart w:id="23" w:name="benchmark-error-correction-term"/>
       <w:r>
-        <w:t>5</w:t>
-      </w:r>
-      <w:r>
-        <w:t>.1 Benchmark error-correction term</w:t>
+        <w:t>5.1 Benchmark error-correction term</w:t>
       </w:r>
     </w:p>
     <w:p>
@@ -7936,10 +7841,7 @@
       <w:bookmarkStart w:id="24" w:name="preliminary-benchmark-as-observation"/>
       <w:bookmarkEnd w:id="23"/>
       <w:r>
-        <w:t>5</w:t>
-      </w:r>
-      <w:r>
-        <w:t>.2 Preliminary benchmark as observation</w:t>
+        <w:t>5.2 Preliminary benchmark as observation</w:t>
       </w:r>
     </w:p>
     <w:p>
@@ -8113,10 +8015,7 @@
       <w:bookmarkStart w:id="25" w:name="qcew-q1-anchor-verification"/>
       <w:bookmarkEnd w:id="24"/>
       <w:r>
-        <w:t>5</w:t>
-      </w:r>
-      <w:r>
-        <w:t>.3 QCEW Q1 anchor verification</w:t>
+        <w:t>5.3 QCEW Q1 anchor verification</w:t>
       </w:r>
     </w:p>
     <w:p>
@@ -8200,10 +8099,7 @@
         <w:pStyle w:val="Heading2"/>
       </w:pPr>
       <w:r>
-        <w:t>6</w:t>
-      </w:r>
-      <w:r>
-        <w:t>. Data requirements</w:t>
+        <w:t>6. Data requirements</w:t>
       </w:r>
     </w:p>
     <w:p>
@@ -8213,10 +8109,7 @@
       </w:pPr>
       <w:bookmarkStart w:id="27" w:name="already-available"/>
       <w:r>
-        <w:t>6</w:t>
-      </w:r>
-      <w:r>
-        <w:t>.1 Already available</w:t>
+        <w:t>6.1 Already available</w:t>
       </w:r>
     </w:p>
     <w:p>
@@ -8235,10 +8128,7 @@
       <w:bookmarkStart w:id="28" w:name="needed-for-backtesting"/>
       <w:bookmarkEnd w:id="27"/>
       <w:r>
-        <w:t>6</w:t>
-      </w:r>
-      <w:r>
-        <w:t xml:space="preserve">.2 Needed for </w:t>
+        <w:t xml:space="preserve">6.2 Needed for </w:t>
       </w:r>
       <w:proofErr w:type="spellStart"/>
       <w:r>
@@ -8299,10 +8189,7 @@
       <w:bookmarkStart w:id="29" w:name="needed-for-6.1-enhancement"/>
       <w:bookmarkEnd w:id="28"/>
       <w:r>
-        <w:t>6</w:t>
-      </w:r>
-      <w:r>
-        <w:t>.3 Needed for §6.1 enhancement</w:t>
+        <w:t>6.3 Needed for §6.1 enhancement</w:t>
       </w:r>
     </w:p>
     <w:p>
@@ -8333,10 +8220,7 @@
         <w:pStyle w:val="Heading2"/>
       </w:pPr>
       <w:r>
-        <w:t>7</w:t>
-      </w:r>
-      <w:r>
-        <w:t>. Implementation roadmap</w:t>
+        <w:t>7. Implementation roadmap</w:t>
       </w:r>
     </w:p>
     <w:p>
@@ -8450,10 +8334,7 @@
         <w:pStyle w:val="Heading2"/>
       </w:pPr>
       <w:r>
-        <w:t>8</w:t>
-      </w:r>
-      <w:r>
-        <w:t>. Relationship to existing literature</w:t>
+        <w:t>8. Relationship to existing literature</w:t>
       </w:r>
     </w:p>
     <w:p>
